--- a/index.docx
+++ b/index.docx
@@ -44,7 +44,7 @@
         </w:p>
       </w:sdtContent>
     </w:sdt>
-    <w:bookmarkStart w:id="23" w:name="binary-search"/>
+    <w:bookmarkStart w:id="12" w:name="binary-search"/>
     <w:p>
       <w:pPr>
         <w:pStyle w:val="Heading2"/>
@@ -56,7 +56,7 @@
     <w:tbl>
       <w:tblPr>
         <w:tblStyle w:val="Table"/>
-        <w:tblLook w:firstRow="0" w:lastRow="0" w:firstColumn="0" w:lastColumn="0" w:noHBand="0" w:noVBand="0" w:val="0000"/>
+        <w:tblInd w:w="164" w:type="dxa"/>
         <w:tblBorders>
           <w:left w:val="single" w:sz="24" w:space="0" w:color="0758E5"/>
         </w:tblBorders>
@@ -64,8 +64,11 @@
           <w:left w:w="0" w:type="dxa"/>
           <w:right w:w="0" w:type="dxa"/>
         </w:tblCellMar>
-        <w:tblInd w:w="164" w:type="dxa"/>
+        <w:tblLook w:firstRow="0" w:lastRow="0" w:firstColumn="0" w:lastColumn="0" w:noHBand="0" w:noVBand="0" w:val="0000"/>
       </w:tblPr>
+      <w:tblGrid>
+        <w:gridCol w:w="7920"/>
+      </w:tblGrid>
       <w:tr>
         <w:trPr>
           <w:cantSplit/>
@@ -308,32 +311,34 @@
             <m:oMath>
               <m:r>
                 <m:rPr>
-                  <m:sty m:val="p"/>
                   <m:scr m:val="script"/>
+                  <m:sty m:val="p"/>
                 </m:rPr>
                 <m:t>O</m:t>
               </m:r>
-              <m:d>
-                <m:dPr>
-                  <m:begChr m:val="("/>
-                  <m:sepChr m:val=""/>
-                  <m:endChr m:val=")"/>
-                  <m:grow/>
-                </m:dPr>
+              <m:r>
+                <m:rPr>
+                  <m:sty m:val="p"/>
+                </m:rPr>
+                <m:t>(</m:t>
+              </m:r>
+              <m:rad>
+                <m:radPr>
+                  <m:degHide m:val="on"/>
+                </m:radPr>
+                <m:deg/>
                 <m:e>
-                  <m:rad>
-                    <m:radPr>
-                      <m:degHide m:val="on"/>
-                    </m:radPr>
-                    <m:deg/>
-                    <m:e>
-                      <m:r>
-                        <m:t>n</m:t>
-                      </m:r>
-                    </m:e>
-                  </m:rad>
+                  <m:r>
+                    <m:t>n</m:t>
+                  </m:r>
                 </m:e>
-              </m:d>
+              </m:rad>
+              <m:r>
+                <m:rPr>
+                  <m:sty m:val="p"/>
+                </m:rPr>
+                <m:t>)</m:t>
+              </m:r>
             </m:oMath>
             <w:r>
               <w:t xml:space="preserve">. Because, say</w:t>
@@ -402,18 +407,18 @@
                 <wp:inline>
                   <wp:extent cx="4048125" cy="3257550"/>
                   <wp:effectExtent b="0" l="0" r="0" t="0"/>
-                  <wp:docPr descr="" title="" id="21" name="Picture"/>
+                  <wp:docPr descr="" title="" id="10" name="Picture"/>
                   <a:graphic>
                     <a:graphicData uri="http://schemas.openxmlformats.org/drawingml/2006/picture">
                       <pic:pic>
                         <pic:nvPicPr>
-                          <pic:cNvPr descr="index_files/figure-docx/cell-2-output-1.png" id="22" name="Picture"/>
+                          <pic:cNvPr descr="index_files/figure-docx/cell-2-output-1.png" id="11" name="Picture"/>
                           <pic:cNvPicPr>
                             <a:picLocks noChangeArrowheads="1" noChangeAspect="1"/>
                           </pic:cNvPicPr>
                         </pic:nvPicPr>
                         <pic:blipFill>
-                          <a:blip r:embed="rId20"/>
+                          <a:blip r:embed="rId9"/>
                           <a:stretch>
                             <a:fillRect/>
                           </a:stretch>
@@ -453,30 +458,32 @@
             <m:oMath>
               <m:r>
                 <m:rPr>
-                  <m:sty m:val="p"/>
                   <m:scr m:val="script"/>
+                  <m:sty m:val="p"/>
                 </m:rPr>
                 <m:t>O</m:t>
               </m:r>
-              <m:d>
-                <m:dPr>
-                  <m:begChr m:val="("/>
-                  <m:sepChr m:val=""/>
-                  <m:endChr m:val=")"/>
-                  <m:grow/>
-                </m:dPr>
-                <m:e>
-                  <m:r>
-                    <m:rPr>
-                      <m:sty m:val="p"/>
-                    </m:rPr>
-                    <m:t>log</m:t>
-                  </m:r>
-                  <m:r>
-                    <m:t>n</m:t>
-                  </m:r>
-                </m:e>
-              </m:d>
+              <m:r>
+                <m:rPr>
+                  <m:sty m:val="p"/>
+                </m:rPr>
+                <m:t>(</m:t>
+              </m:r>
+              <m:r>
+                <m:rPr>
+                  <m:sty m:val="p"/>
+                </m:rPr>
+                <m:t>log</m:t>
+              </m:r>
+              <m:r>
+                <m:t>n</m:t>
+              </m:r>
+              <m:r>
+                <m:rPr>
+                  <m:sty m:val="p"/>
+                </m:rPr>
+                <m:t>)</m:t>
+              </m:r>
             </m:oMath>
             <w:r>
               <w:t xml:space="preserve">. Say the square root is</w:t>
@@ -708,28 +715,30 @@
                 </m:rPr>
                 <m:t>+</m:t>
               </m:r>
-              <m:d>
-                <m:dPr>
-                  <m:begChr m:val="("/>
-                  <m:sepChr m:val=""/>
-                  <m:endChr m:val=")"/>
-                  <m:grow/>
-                </m:dPr>
-                <m:e>
-                  <m:r>
-                    <m:t>r</m:t>
-                  </m:r>
-                  <m:r>
-                    <m:rPr>
-                      <m:sty m:val="p"/>
-                    </m:rPr>
-                    <m:t>−</m:t>
-                  </m:r>
-                  <m:r>
-                    <m:t>l</m:t>
-                  </m:r>
-                </m:e>
-              </m:d>
+              <m:r>
+                <m:rPr>
+                  <m:sty m:val="p"/>
+                </m:rPr>
+                <m:t>(</m:t>
+              </m:r>
+              <m:r>
+                <m:t>r</m:t>
+              </m:r>
+              <m:r>
+                <m:rPr>
+                  <m:sty m:val="p"/>
+                </m:rPr>
+                <m:t>−</m:t>
+              </m:r>
+              <m:r>
+                <m:t>l</m:t>
+              </m:r>
+              <m:r>
+                <m:rPr>
+                  <m:sty m:val="p"/>
+                </m:rPr>
+                <m:t>)</m:t>
+              </m:r>
               <m:r>
                 <m:rPr>
                   <m:sty m:val="p"/>
@@ -1368,8 +1377,8 @@
         </w:tc>
       </w:tr>
     </w:tbl>
-    <w:bookmarkEnd w:id="23"/>
-    <w:bookmarkStart w:id="24" w:name="array"/>
+    <w:bookmarkEnd w:id="12"/>
+    <w:bookmarkStart w:id="13" w:name="array"/>
     <w:p>
       <w:pPr>
         <w:pStyle w:val="Heading2"/>
@@ -1381,7 +1390,7 @@
     <w:tbl>
       <w:tblPr>
         <w:tblStyle w:val="Table"/>
-        <w:tblLook w:firstRow="0" w:lastRow="0" w:firstColumn="0" w:lastColumn="0" w:noHBand="0" w:noVBand="0" w:val="0000"/>
+        <w:tblInd w:w="164" w:type="dxa"/>
         <w:tblBorders>
           <w:left w:val="single" w:sz="24" w:space="0" w:color="0758E5"/>
         </w:tblBorders>
@@ -1389,8 +1398,11 @@
           <w:left w:w="0" w:type="dxa"/>
           <w:right w:w="0" w:type="dxa"/>
         </w:tblCellMar>
-        <w:tblInd w:w="164" w:type="dxa"/>
+        <w:tblLook w:firstRow="0" w:lastRow="0" w:firstColumn="0" w:lastColumn="0" w:noHBand="0" w:noVBand="0" w:val="0000"/>
       </w:tblPr>
+      <w:tblGrid>
+        <w:gridCol w:w="7920"/>
+      </w:tblGrid>
       <w:tr>
         <w:trPr>
           <w:cantSplit/>
@@ -1439,55 +1451,57 @@
                 </m:rPr>
                 <m:t>=</m:t>
               </m:r>
-              <m:d>
-                <m:dPr>
-                  <m:begChr m:val="["/>
-                  <m:sepChr m:val=""/>
-                  <m:endChr m:val="]"/>
-                  <m:grow/>
-                </m:dPr>
-                <m:e>
-                  <m:r>
-                    <m:t>2</m:t>
-                  </m:r>
-                  <m:r>
-                    <m:rPr>
-                      <m:sty m:val="p"/>
-                    </m:rPr>
-                    <m:t>,</m:t>
-                  </m:r>
-                  <m:r>
-                    <m:t>3</m:t>
-                  </m:r>
-                  <m:r>
-                    <m:rPr>
-                      <m:sty m:val="p"/>
-                    </m:rPr>
-                    <m:t>,</m:t>
-                  </m:r>
-                  <m:r>
-                    <m:t>5</m:t>
-                  </m:r>
-                  <m:r>
-                    <m:rPr>
-                      <m:sty m:val="p"/>
-                    </m:rPr>
-                    <m:t>,</m:t>
-                  </m:r>
-                  <m:r>
-                    <m:t>6</m:t>
-                  </m:r>
-                  <m:r>
-                    <m:rPr>
-                      <m:sty m:val="p"/>
-                    </m:rPr>
-                    <m:t>,</m:t>
-                  </m:r>
-                  <m:r>
-                    <m:t>8</m:t>
-                  </m:r>
-                </m:e>
-              </m:d>
+              <m:r>
+                <m:rPr>
+                  <m:sty m:val="p"/>
+                </m:rPr>
+                <m:t>[</m:t>
+              </m:r>
+              <m:r>
+                <m:t>2</m:t>
+              </m:r>
+              <m:r>
+                <m:rPr>
+                  <m:sty m:val="p"/>
+                </m:rPr>
+                <m:t>,</m:t>
+              </m:r>
+              <m:r>
+                <m:t>3</m:t>
+              </m:r>
+              <m:r>
+                <m:rPr>
+                  <m:sty m:val="p"/>
+                </m:rPr>
+                <m:t>,</m:t>
+              </m:r>
+              <m:r>
+                <m:t>5</m:t>
+              </m:r>
+              <m:r>
+                <m:rPr>
+                  <m:sty m:val="p"/>
+                </m:rPr>
+                <m:t>,</m:t>
+              </m:r>
+              <m:r>
+                <m:t>6</m:t>
+              </m:r>
+              <m:r>
+                <m:rPr>
+                  <m:sty m:val="p"/>
+                </m:rPr>
+                <m:t>,</m:t>
+              </m:r>
+              <m:r>
+                <m:t>8</m:t>
+              </m:r>
+              <m:r>
+                <m:rPr>
+                  <m:sty m:val="p"/>
+                </m:rPr>
+                <m:t>]</m:t>
+              </m:r>
             </m:oMath>
             <w:r>
               <w:t xml:space="preserve"> </w:t>
@@ -1508,37 +1522,39 @@
                 </m:rPr>
                 <m:t>=</m:t>
               </m:r>
-              <m:d>
-                <m:dPr>
-                  <m:begChr m:val="["/>
-                  <m:sepChr m:val=""/>
-                  <m:endChr m:val="]"/>
-                  <m:grow/>
-                </m:dPr>
-                <m:e>
-                  <m:r>
-                    <m:t>4</m:t>
-                  </m:r>
-                  <m:r>
-                    <m:rPr>
-                      <m:sty m:val="p"/>
-                    </m:rPr>
-                    <m:t>,</m:t>
-                  </m:r>
-                  <m:r>
-                    <m:t>6</m:t>
-                  </m:r>
-                  <m:r>
-                    <m:rPr>
-                      <m:sty m:val="p"/>
-                    </m:rPr>
-                    <m:t>,</m:t>
-                  </m:r>
-                  <m:r>
-                    <m:t>8</m:t>
-                  </m:r>
-                </m:e>
-              </m:d>
+              <m:r>
+                <m:rPr>
+                  <m:sty m:val="p"/>
+                </m:rPr>
+                <m:t>[</m:t>
+              </m:r>
+              <m:r>
+                <m:t>4</m:t>
+              </m:r>
+              <m:r>
+                <m:rPr>
+                  <m:sty m:val="p"/>
+                </m:rPr>
+                <m:t>,</m:t>
+              </m:r>
+              <m:r>
+                <m:t>6</m:t>
+              </m:r>
+              <m:r>
+                <m:rPr>
+                  <m:sty m:val="p"/>
+                </m:rPr>
+                <m:t>,</m:t>
+              </m:r>
+              <m:r>
+                <m:t>8</m:t>
+              </m:r>
+              <m:r>
+                <m:rPr>
+                  <m:sty m:val="p"/>
+                </m:rPr>
+                <m:t>]</m:t>
+              </m:r>
             </m:oMath>
             <w:r>
               <w:t xml:space="preserve">. We want to find the intersection of the elements in these sets.</w:t>
@@ -1844,7 +1860,7 @@
     <w:tbl>
       <w:tblPr>
         <w:tblStyle w:val="Table"/>
-        <w:tblLook w:firstRow="0" w:lastRow="0" w:firstColumn="0" w:lastColumn="0" w:noHBand="0" w:noVBand="0" w:val="0000"/>
+        <w:tblInd w:w="164" w:type="dxa"/>
         <w:tblBorders>
           <w:left w:val="single" w:sz="24" w:space="0" w:color="0758E5"/>
         </w:tblBorders>
@@ -1852,8 +1868,11 @@
           <w:left w:w="0" w:type="dxa"/>
           <w:right w:w="0" w:type="dxa"/>
         </w:tblCellMar>
-        <w:tblInd w:w="164" w:type="dxa"/>
+        <w:tblLook w:firstRow="0" w:lastRow="0" w:firstColumn="0" w:lastColumn="0" w:noHBand="0" w:noVBand="0" w:val="0000"/>
       </w:tblPr>
+      <w:tblGrid>
+        <w:gridCol w:w="7920"/>
+      </w:tblGrid>
       <w:tr>
         <w:trPr>
           <w:cantSplit/>
@@ -1902,145 +1921,147 @@
                 </m:rPr>
                 <m:t>=</m:t>
               </m:r>
-              <m:d>
-                <m:dPr>
-                  <m:begChr m:val="["/>
-                  <m:sepChr m:val=""/>
-                  <m:endChr m:val="]"/>
-                  <m:grow/>
-                </m:dPr>
-                <m:e>
-                  <m:r>
-                    <m:t>1</m:t>
-                  </m:r>
-                  <m:r>
-                    <m:rPr>
-                      <m:sty m:val="p"/>
-                    </m:rPr>
-                    <m:t>,</m:t>
-                  </m:r>
-                  <m:r>
-                    <m:t>2</m:t>
-                  </m:r>
-                  <m:r>
-                    <m:rPr>
-                      <m:sty m:val="p"/>
-                    </m:rPr>
-                    <m:t>,</m:t>
-                  </m:r>
-                  <m:r>
-                    <m:t>2</m:t>
-                  </m:r>
-                  <m:r>
-                    <m:rPr>
-                      <m:sty m:val="p"/>
-                    </m:rPr>
-                    <m:t>,</m:t>
-                  </m:r>
-                  <m:r>
-                    <m:t>3</m:t>
-                  </m:r>
-                  <m:r>
-                    <m:rPr>
-                      <m:sty m:val="p"/>
-                    </m:rPr>
-                    <m:t>,</m:t>
-                  </m:r>
-                  <m:r>
-                    <m:t>3</m:t>
-                  </m:r>
-                  <m:r>
-                    <m:rPr>
-                      <m:sty m:val="p"/>
-                    </m:rPr>
-                    <m:t>,</m:t>
-                  </m:r>
-                  <m:r>
-                    <m:t>3</m:t>
-                  </m:r>
-                  <m:r>
-                    <m:rPr>
-                      <m:sty m:val="p"/>
-                    </m:rPr>
-                    <m:t>,</m:t>
-                  </m:r>
-                  <m:r>
-                    <m:t>4</m:t>
-                  </m:r>
-                  <m:r>
-                    <m:rPr>
-                      <m:sty m:val="p"/>
-                    </m:rPr>
-                    <m:t>,</m:t>
-                  </m:r>
-                  <m:r>
-                    <m:t>4</m:t>
-                  </m:r>
-                  <m:r>
-                    <m:rPr>
-                      <m:sty m:val="p"/>
-                    </m:rPr>
-                    <m:t>,</m:t>
-                  </m:r>
-                  <m:r>
-                    <m:t>4</m:t>
-                  </m:r>
-                  <m:r>
-                    <m:rPr>
-                      <m:sty m:val="p"/>
-                    </m:rPr>
-                    <m:t>,</m:t>
-                  </m:r>
-                  <m:r>
-                    <m:t>4</m:t>
-                  </m:r>
-                  <m:r>
-                    <m:rPr>
-                      <m:sty m:val="p"/>
-                    </m:rPr>
-                    <m:t>,</m:t>
-                  </m:r>
-                  <m:r>
-                    <m:t>5</m:t>
-                  </m:r>
-                  <m:r>
-                    <m:rPr>
-                      <m:sty m:val="p"/>
-                    </m:rPr>
-                    <m:t>,</m:t>
-                  </m:r>
-                  <m:r>
-                    <m:t>5</m:t>
-                  </m:r>
-                  <m:r>
-                    <m:rPr>
-                      <m:sty m:val="p"/>
-                    </m:rPr>
-                    <m:t>,</m:t>
-                  </m:r>
-                  <m:r>
-                    <m:t>5</m:t>
-                  </m:r>
-                  <m:r>
-                    <m:rPr>
-                      <m:sty m:val="p"/>
-                    </m:rPr>
-                    <m:t>,</m:t>
-                  </m:r>
-                  <m:r>
-                    <m:t>5</m:t>
-                  </m:r>
-                  <m:r>
-                    <m:rPr>
-                      <m:sty m:val="p"/>
-                    </m:rPr>
-                    <m:t>,</m:t>
-                  </m:r>
-                  <m:r>
-                    <m:t>5</m:t>
-                  </m:r>
-                </m:e>
-              </m:d>
+              <m:r>
+                <m:rPr>
+                  <m:sty m:val="p"/>
+                </m:rPr>
+                <m:t>[</m:t>
+              </m:r>
+              <m:r>
+                <m:t>1</m:t>
+              </m:r>
+              <m:r>
+                <m:rPr>
+                  <m:sty m:val="p"/>
+                </m:rPr>
+                <m:t>,</m:t>
+              </m:r>
+              <m:r>
+                <m:t>2</m:t>
+              </m:r>
+              <m:r>
+                <m:rPr>
+                  <m:sty m:val="p"/>
+                </m:rPr>
+                <m:t>,</m:t>
+              </m:r>
+              <m:r>
+                <m:t>2</m:t>
+              </m:r>
+              <m:r>
+                <m:rPr>
+                  <m:sty m:val="p"/>
+                </m:rPr>
+                <m:t>,</m:t>
+              </m:r>
+              <m:r>
+                <m:t>3</m:t>
+              </m:r>
+              <m:r>
+                <m:rPr>
+                  <m:sty m:val="p"/>
+                </m:rPr>
+                <m:t>,</m:t>
+              </m:r>
+              <m:r>
+                <m:t>3</m:t>
+              </m:r>
+              <m:r>
+                <m:rPr>
+                  <m:sty m:val="p"/>
+                </m:rPr>
+                <m:t>,</m:t>
+              </m:r>
+              <m:r>
+                <m:t>3</m:t>
+              </m:r>
+              <m:r>
+                <m:rPr>
+                  <m:sty m:val="p"/>
+                </m:rPr>
+                <m:t>,</m:t>
+              </m:r>
+              <m:r>
+                <m:t>4</m:t>
+              </m:r>
+              <m:r>
+                <m:rPr>
+                  <m:sty m:val="p"/>
+                </m:rPr>
+                <m:t>,</m:t>
+              </m:r>
+              <m:r>
+                <m:t>4</m:t>
+              </m:r>
+              <m:r>
+                <m:rPr>
+                  <m:sty m:val="p"/>
+                </m:rPr>
+                <m:t>,</m:t>
+              </m:r>
+              <m:r>
+                <m:t>4</m:t>
+              </m:r>
+              <m:r>
+                <m:rPr>
+                  <m:sty m:val="p"/>
+                </m:rPr>
+                <m:t>,</m:t>
+              </m:r>
+              <m:r>
+                <m:t>4</m:t>
+              </m:r>
+              <m:r>
+                <m:rPr>
+                  <m:sty m:val="p"/>
+                </m:rPr>
+                <m:t>,</m:t>
+              </m:r>
+              <m:r>
+                <m:t>5</m:t>
+              </m:r>
+              <m:r>
+                <m:rPr>
+                  <m:sty m:val="p"/>
+                </m:rPr>
+                <m:t>,</m:t>
+              </m:r>
+              <m:r>
+                <m:t>5</m:t>
+              </m:r>
+              <m:r>
+                <m:rPr>
+                  <m:sty m:val="p"/>
+                </m:rPr>
+                <m:t>,</m:t>
+              </m:r>
+              <m:r>
+                <m:t>5</m:t>
+              </m:r>
+              <m:r>
+                <m:rPr>
+                  <m:sty m:val="p"/>
+                </m:rPr>
+                <m:t>,</m:t>
+              </m:r>
+              <m:r>
+                <m:t>5</m:t>
+              </m:r>
+              <m:r>
+                <m:rPr>
+                  <m:sty m:val="p"/>
+                </m:rPr>
+                <m:t>,</m:t>
+              </m:r>
+              <m:r>
+                <m:t>5</m:t>
+              </m:r>
+              <m:r>
+                <m:rPr>
+                  <m:sty m:val="p"/>
+                </m:rPr>
+                <m:t>]</m:t>
+              </m:r>
             </m:oMath>
             <w:r>
               <w:t xml:space="preserve"> </w:t>
@@ -2180,8 +2201,604 @@
         </w:tc>
       </w:tr>
     </w:tbl>
-    <w:bookmarkEnd w:id="24"/>
-    <w:bookmarkStart w:id="25" w:name="string"/>
+    <w:p>
+      <w:pPr>
+        <w:pStyle w:val="FirstParagraph"/>
+      </w:pPr>
+      <w:r>
+        <w:t xml:space="preserve"> </w:t>
+      </w:r>
+    </w:p>
+    <w:tbl>
+      <w:tblPr>
+        <w:tblStyle w:val="Table"/>
+        <w:tblInd w:w="164" w:type="dxa"/>
+        <w:tblBorders>
+          <w:left w:val="single" w:sz="24" w:space="0" w:color="0758E5"/>
+        </w:tblBorders>
+        <w:tblCellMar>
+          <w:left w:w="0" w:type="dxa"/>
+          <w:right w:w="0" w:type="dxa"/>
+        </w:tblCellMar>
+        <w:tblLook w:firstRow="0" w:lastRow="0" w:firstColumn="0" w:lastColumn="0" w:noHBand="0" w:noVBand="0" w:val="0000"/>
+      </w:tblPr>
+      <w:tblGrid>
+        <w:gridCol w:w="7920"/>
+      </w:tblGrid>
+      <w:tr>
+        <w:trPr>
+          <w:cantSplit/>
+        </w:trPr>
+        <w:tc>
+          <w:tcPr>
+            <w:tcMar>
+              <w:left w:w="144" w:type="dxa"/>
+            </w:tcMar>
+          </w:tcPr>
+          <w:p>
+            <w:pPr>
+              <w:pStyle w:val="BodyText"/>
+            </w:pPr>
+            <w:pPr>
+              <w:spacing w:before="16" w:after="64"/>
+            </w:pPr>
+            <w:r>
+              <w:rPr>
+                <w:b/>
+                <w:bCs/>
+              </w:rPr>
+              <w:t xml:space="preserve">Problem 3: LeetCode 1: Two Sum</w:t>
+            </w:r>
+          </w:p>
+          <w:p>
+            <w:pPr>
+              <w:pStyle w:val="BodyText"/>
+            </w:pPr>
+            <w:pPr>
+              <w:spacing w:before="16"/>
+            </w:pPr>
+            <w:r>
+              <w:t xml:space="preserve">Say we have an array of integers</w:t>
+            </w:r>
+            <w:r>
+              <w:t xml:space="preserve"> </w:t>
+            </w:r>
+            <m:oMath>
+              <m:r>
+                <m:t>A</m:t>
+              </m:r>
+              <m:r>
+                <m:rPr>
+                  <m:sty m:val="p"/>
+                </m:rPr>
+                <m:t>=</m:t>
+              </m:r>
+              <m:r>
+                <m:rPr>
+                  <m:sty m:val="p"/>
+                </m:rPr>
+                <m:t>[</m:t>
+              </m:r>
+              <m:r>
+                <m:t>2</m:t>
+              </m:r>
+              <m:r>
+                <m:rPr>
+                  <m:sty m:val="p"/>
+                </m:rPr>
+                <m:t>,</m:t>
+              </m:r>
+              <m:r>
+                <m:t>1</m:t>
+              </m:r>
+              <m:r>
+                <m:rPr>
+                  <m:sty m:val="p"/>
+                </m:rPr>
+                <m:t>,</m:t>
+              </m:r>
+              <m:r>
+                <m:t>5</m:t>
+              </m:r>
+              <m:r>
+                <m:rPr>
+                  <m:sty m:val="p"/>
+                </m:rPr>
+                <m:t>,</m:t>
+              </m:r>
+              <m:r>
+                <m:t>3</m:t>
+              </m:r>
+              <m:r>
+                <m:rPr>
+                  <m:sty m:val="p"/>
+                </m:rPr>
+                <m:t>]</m:t>
+              </m:r>
+            </m:oMath>
+            <w:r>
+              <w:t xml:space="preserve"> </w:t>
+            </w:r>
+            <w:r>
+              <w:t xml:space="preserve">and a target</w:t>
+            </w:r>
+            <w:r>
+              <w:t xml:space="preserve"> </w:t>
+            </w:r>
+            <w:r>
+              <w:rPr>
+                <w:rStyle w:val="VerbatimChar"/>
+              </w:rPr>
+              <w:t xml:space="preserve">target=4</w:t>
+            </w:r>
+            <w:r>
+              <w:t xml:space="preserve">. We want to find the sum of two elements in the array that equals the target. We want to return the indices of the two elements. The best possible way to solve this problem is to use a hashmap. We can store the elements of the array in a hashmap and check if the complement of the current element exists in the hashmap. If it does, we return the indices of the two elements.</w:t>
+            </w:r>
+          </w:p>
+          <w:p>
+            <w:pPr>
+              <w:pStyle w:val="BodyText"/>
+            </w:pPr>
+            <w:r>
+              <w:rPr>
+                <w:b/>
+                <w:bCs/>
+              </w:rPr>
+              <w:t xml:space="preserve">Time Complexity:</w:t>
+            </w:r>
+            <w:r>
+              <w:t xml:space="preserve"> </w:t>
+            </w:r>
+            <m:oMath>
+              <m:r>
+                <m:rPr>
+                  <m:scr m:val="script"/>
+                  <m:sty m:val="p"/>
+                </m:rPr>
+                <m:t>O</m:t>
+              </m:r>
+              <m:r>
+                <m:rPr>
+                  <m:sty m:val="p"/>
+                </m:rPr>
+                <m:t>(</m:t>
+              </m:r>
+              <m:r>
+                <m:t>n</m:t>
+              </m:r>
+              <m:r>
+                <m:rPr>
+                  <m:sty m:val="p"/>
+                </m:rPr>
+                <m:t>)</m:t>
+              </m:r>
+            </m:oMath>
+            <w:r>
+              <w:t xml:space="preserve"> </w:t>
+            </w:r>
+            <w:r>
+              <w:t xml:space="preserve">where</w:t>
+            </w:r>
+            <w:r>
+              <w:t xml:space="preserve"> </w:t>
+            </w:r>
+            <m:oMath>
+              <m:r>
+                <m:t>n</m:t>
+              </m:r>
+            </m:oMath>
+            <w:r>
+              <w:t xml:space="preserve"> </w:t>
+            </w:r>
+            <w:r>
+              <w:t xml:space="preserve">is the length of the array.</w:t>
+            </w:r>
+            <w:r>
+              <w:br/>
+            </w:r>
+            <w:r>
+              <w:rPr>
+                <w:b/>
+                <w:bCs/>
+              </w:rPr>
+              <w:t xml:space="preserve">Space Complexity:</w:t>
+            </w:r>
+            <w:r>
+              <w:t xml:space="preserve"> </w:t>
+            </w:r>
+            <m:oMath>
+              <m:r>
+                <m:rPr>
+                  <m:scr m:val="script"/>
+                  <m:sty m:val="p"/>
+                </m:rPr>
+                <m:t>O</m:t>
+              </m:r>
+              <m:r>
+                <m:rPr>
+                  <m:sty m:val="p"/>
+                </m:rPr>
+                <m:t>(</m:t>
+              </m:r>
+              <m:r>
+                <m:t>n</m:t>
+              </m:r>
+              <m:r>
+                <m:rPr>
+                  <m:sty m:val="p"/>
+                </m:rPr>
+                <m:t>)</m:t>
+              </m:r>
+            </m:oMath>
+            <w:r>
+              <w:t xml:space="preserve"> </w:t>
+            </w:r>
+            <w:r>
+              <w:t xml:space="preserve">where</w:t>
+            </w:r>
+            <w:r>
+              <w:t xml:space="preserve"> </w:t>
+            </w:r>
+            <m:oMath>
+              <m:r>
+                <m:t>n</m:t>
+              </m:r>
+            </m:oMath>
+            <w:r>
+              <w:t xml:space="preserve"> </w:t>
+            </w:r>
+            <w:r>
+              <w:t xml:space="preserve">is the length of the array.</w:t>
+            </w:r>
+          </w:p>
+          <w:p>
+            <w:pPr>
+              <w:pStyle w:val="SourceCode"/>
+            </w:pPr>
+            <w:r>
+              <w:rPr>
+                <w:rStyle w:val="KeywordTok"/>
+              </w:rPr>
+              <w:t xml:space="preserve">def</w:t>
+            </w:r>
+            <w:r>
+              <w:rPr>
+                <w:rStyle w:val="NormalTok"/>
+              </w:rPr>
+              <w:t xml:space="preserve"> two_sum(nums, target):</w:t>
+            </w:r>
+            <w:r>
+              <w:br/>
+            </w:r>
+            <w:r>
+              <w:rPr>
+                <w:rStyle w:val="NormalTok"/>
+              </w:rPr>
+              <w:t xml:space="preserve">  prevMap </w:t>
+            </w:r>
+            <w:r>
+              <w:rPr>
+                <w:rStyle w:val="OperatorTok"/>
+              </w:rPr>
+              <w:t xml:space="preserve">=</w:t>
+            </w:r>
+            <w:r>
+              <w:rPr>
+                <w:rStyle w:val="NormalTok"/>
+              </w:rPr>
+              <w:t xml:space="preserve"> {} </w:t>
+            </w:r>
+            <w:r>
+              <w:rPr>
+                <w:rStyle w:val="CommentTok"/>
+              </w:rPr>
+              <w:t xml:space="preserve"># Value : Index</w:t>
+            </w:r>
+            <w:r>
+              <w:br/>
+            </w:r>
+            <w:r>
+              <w:rPr>
+                <w:rStyle w:val="NormalTok"/>
+              </w:rPr>
+              <w:t xml:space="preserve">  </w:t>
+            </w:r>
+            <w:r>
+              <w:rPr>
+                <w:rStyle w:val="ControlFlowTok"/>
+              </w:rPr>
+              <w:t xml:space="preserve">for</w:t>
+            </w:r>
+            <w:r>
+              <w:rPr>
+                <w:rStyle w:val="NormalTok"/>
+              </w:rPr>
+              <w:t xml:space="preserve"> i, n </w:t>
+            </w:r>
+            <w:r>
+              <w:rPr>
+                <w:rStyle w:val="KeywordTok"/>
+              </w:rPr>
+              <w:t xml:space="preserve">in</w:t>
+            </w:r>
+            <w:r>
+              <w:rPr>
+                <w:rStyle w:val="NormalTok"/>
+              </w:rPr>
+              <w:t xml:space="preserve"> </w:t>
+            </w:r>
+            <w:r>
+              <w:rPr>
+                <w:rStyle w:val="BuiltInTok"/>
+              </w:rPr>
+              <w:t xml:space="preserve">enumerate</w:t>
+            </w:r>
+            <w:r>
+              <w:rPr>
+                <w:rStyle w:val="NormalTok"/>
+              </w:rPr>
+              <w:t xml:space="preserve">(nums):</w:t>
+            </w:r>
+            <w:r>
+              <w:br/>
+            </w:r>
+            <w:r>
+              <w:rPr>
+                <w:rStyle w:val="NormalTok"/>
+              </w:rPr>
+              <w:t xml:space="preserve">    diff </w:t>
+            </w:r>
+            <w:r>
+              <w:rPr>
+                <w:rStyle w:val="OperatorTok"/>
+              </w:rPr>
+              <w:t xml:space="preserve">=</w:t>
+            </w:r>
+            <w:r>
+              <w:rPr>
+                <w:rStyle w:val="NormalTok"/>
+              </w:rPr>
+              <w:t xml:space="preserve"> target </w:t>
+            </w:r>
+            <w:r>
+              <w:rPr>
+                <w:rStyle w:val="OperatorTok"/>
+              </w:rPr>
+              <w:t xml:space="preserve">-</w:t>
+            </w:r>
+            <w:r>
+              <w:rPr>
+                <w:rStyle w:val="NormalTok"/>
+              </w:rPr>
+              <w:t xml:space="preserve"> n</w:t>
+            </w:r>
+            <w:r>
+              <w:br/>
+            </w:r>
+            <w:r>
+              <w:rPr>
+                <w:rStyle w:val="NormalTok"/>
+              </w:rPr>
+              <w:t xml:space="preserve">    </w:t>
+            </w:r>
+            <w:r>
+              <w:rPr>
+                <w:rStyle w:val="ControlFlowTok"/>
+              </w:rPr>
+              <w:t xml:space="preserve">if</w:t>
+            </w:r>
+            <w:r>
+              <w:rPr>
+                <w:rStyle w:val="NormalTok"/>
+              </w:rPr>
+              <w:t xml:space="preserve"> diff </w:t>
+            </w:r>
+            <w:r>
+              <w:rPr>
+                <w:rStyle w:val="KeywordTok"/>
+              </w:rPr>
+              <w:t xml:space="preserve">in</w:t>
+            </w:r>
+            <w:r>
+              <w:rPr>
+                <w:rStyle w:val="NormalTok"/>
+              </w:rPr>
+              <w:t xml:space="preserve"> prevMap:</w:t>
+            </w:r>
+            <w:r>
+              <w:br/>
+            </w:r>
+            <w:r>
+              <w:rPr>
+                <w:rStyle w:val="NormalTok"/>
+              </w:rPr>
+              <w:t xml:space="preserve">      </w:t>
+            </w:r>
+            <w:r>
+              <w:rPr>
+                <w:rStyle w:val="ControlFlowTok"/>
+              </w:rPr>
+              <w:t xml:space="preserve">return</w:t>
+            </w:r>
+            <w:r>
+              <w:rPr>
+                <w:rStyle w:val="NormalTok"/>
+              </w:rPr>
+              <w:t xml:space="preserve"> [prevMap[diff], i]</w:t>
+            </w:r>
+            <w:r>
+              <w:br/>
+            </w:r>
+            <w:r>
+              <w:rPr>
+                <w:rStyle w:val="NormalTok"/>
+              </w:rPr>
+              <w:t xml:space="preserve">    prevMap[n] </w:t>
+            </w:r>
+            <w:r>
+              <w:rPr>
+                <w:rStyle w:val="OperatorTok"/>
+              </w:rPr>
+              <w:t xml:space="preserve">=</w:t>
+            </w:r>
+            <w:r>
+              <w:rPr>
+                <w:rStyle w:val="NormalTok"/>
+              </w:rPr>
+              <w:t xml:space="preserve"> i</w:t>
+            </w:r>
+            <w:r>
+              <w:br/>
+            </w:r>
+            <w:r>
+              <w:rPr>
+                <w:rStyle w:val="NormalTok"/>
+              </w:rPr>
+              <w:t xml:space="preserve">  </w:t>
+            </w:r>
+            <w:r>
+              <w:rPr>
+                <w:rStyle w:val="ControlFlowTok"/>
+              </w:rPr>
+              <w:t xml:space="preserve">return</w:t>
+            </w:r>
+            <w:r>
+              <w:rPr>
+                <w:rStyle w:val="NormalTok"/>
+              </w:rPr>
+              <w:t xml:space="preserve"> []</w:t>
+            </w:r>
+            <w:r>
+              <w:br/>
+            </w:r>
+            <w:r>
+              <w:br/>
+            </w:r>
+            <w:r>
+              <w:rPr>
+                <w:rStyle w:val="NormalTok"/>
+              </w:rPr>
+              <w:t xml:space="preserve">nums </w:t>
+            </w:r>
+            <w:r>
+              <w:rPr>
+                <w:rStyle w:val="OperatorTok"/>
+              </w:rPr>
+              <w:t xml:space="preserve">=</w:t>
+            </w:r>
+            <w:r>
+              <w:rPr>
+                <w:rStyle w:val="NormalTok"/>
+              </w:rPr>
+              <w:t xml:space="preserve"> [</w:t>
+            </w:r>
+            <w:r>
+              <w:rPr>
+                <w:rStyle w:val="DecValTok"/>
+              </w:rPr>
+              <w:t xml:space="preserve">2</w:t>
+            </w:r>
+            <w:r>
+              <w:rPr>
+                <w:rStyle w:val="NormalTok"/>
+              </w:rPr>
+              <w:t xml:space="preserve">,</w:t>
+            </w:r>
+            <w:r>
+              <w:rPr>
+                <w:rStyle w:val="DecValTok"/>
+              </w:rPr>
+              <w:t xml:space="preserve">1</w:t>
+            </w:r>
+            <w:r>
+              <w:rPr>
+                <w:rStyle w:val="NormalTok"/>
+              </w:rPr>
+              <w:t xml:space="preserve">,</w:t>
+            </w:r>
+            <w:r>
+              <w:rPr>
+                <w:rStyle w:val="DecValTok"/>
+              </w:rPr>
+              <w:t xml:space="preserve">5</w:t>
+            </w:r>
+            <w:r>
+              <w:rPr>
+                <w:rStyle w:val="NormalTok"/>
+              </w:rPr>
+              <w:t xml:space="preserve">,</w:t>
+            </w:r>
+            <w:r>
+              <w:rPr>
+                <w:rStyle w:val="DecValTok"/>
+              </w:rPr>
+              <w:t xml:space="preserve">3</w:t>
+            </w:r>
+            <w:r>
+              <w:rPr>
+                <w:rStyle w:val="NormalTok"/>
+              </w:rPr>
+              <w:t xml:space="preserve">]</w:t>
+            </w:r>
+            <w:r>
+              <w:br/>
+            </w:r>
+            <w:r>
+              <w:rPr>
+                <w:rStyle w:val="NormalTok"/>
+              </w:rPr>
+              <w:t xml:space="preserve">target </w:t>
+            </w:r>
+            <w:r>
+              <w:rPr>
+                <w:rStyle w:val="OperatorTok"/>
+              </w:rPr>
+              <w:t xml:space="preserve">=</w:t>
+            </w:r>
+            <w:r>
+              <w:rPr>
+                <w:rStyle w:val="NormalTok"/>
+              </w:rPr>
+              <w:t xml:space="preserve"> </w:t>
+            </w:r>
+            <w:r>
+              <w:rPr>
+                <w:rStyle w:val="DecValTok"/>
+              </w:rPr>
+              <w:t xml:space="preserve">4</w:t>
+            </w:r>
+            <w:r>
+              <w:br/>
+            </w:r>
+            <w:r>
+              <w:rPr>
+                <w:rStyle w:val="BuiltInTok"/>
+              </w:rPr>
+              <w:t xml:space="preserve">print</w:t>
+            </w:r>
+            <w:r>
+              <w:rPr>
+                <w:rStyle w:val="NormalTok"/>
+              </w:rPr>
+              <w:t xml:space="preserve">(two_sum(nums, target))</w:t>
+            </w:r>
+          </w:p>
+          <w:p>
+            <w:pPr>
+              <w:pStyle w:val="FirstParagraph"/>
+            </w:pPr>
+            <w:pPr>
+              <w:spacing w:after="16"/>
+            </w:pPr>
+            <w:r>
+              <w:t xml:space="preserve">[1, 3]</w:t>
+            </w:r>
+          </w:p>
+        </w:tc>
+      </w:tr>
+    </w:tbl>
+    <w:bookmarkEnd w:id="13"/>
+    <w:bookmarkStart w:id="14" w:name="string"/>
     <w:p>
       <w:pPr>
         <w:pStyle w:val="Heading2"/>
@@ -2193,7 +2810,7 @@
     <w:tbl>
       <w:tblPr>
         <w:tblStyle w:val="Table"/>
-        <w:tblLook w:firstRow="0" w:lastRow="0" w:firstColumn="0" w:lastColumn="0" w:noHBand="0" w:noVBand="0" w:val="0000"/>
+        <w:tblInd w:w="164" w:type="dxa"/>
         <w:tblBorders>
           <w:left w:val="single" w:sz="24" w:space="0" w:color="0758E5"/>
         </w:tblBorders>
@@ -2201,8 +2818,11 @@
           <w:left w:w="0" w:type="dxa"/>
           <w:right w:w="0" w:type="dxa"/>
         </w:tblCellMar>
-        <w:tblInd w:w="164" w:type="dxa"/>
+        <w:tblLook w:firstRow="0" w:lastRow="0" w:firstColumn="0" w:lastColumn="0" w:noHBand="0" w:noVBand="0" w:val="0000"/>
       </w:tblPr>
+      <w:tblGrid>
+        <w:gridCol w:w="7920"/>
+      </w:tblGrid>
       <w:tr>
         <w:trPr>
           <w:cantSplit/>
@@ -3340,33 +3960,35 @@
             <m:oMath>
               <m:r>
                 <m:rPr>
-                  <m:sty m:val="p"/>
                   <m:scr m:val="script"/>
+                  <m:sty m:val="p"/>
                 </m:rPr>
                 <m:t>O</m:t>
               </m:r>
-              <m:d>
-                <m:dPr>
-                  <m:begChr m:val="("/>
-                  <m:sepChr m:val=""/>
-                  <m:endChr m:val=")"/>
-                  <m:grow/>
-                </m:dPr>
-                <m:e>
-                  <m:r>
-                    <m:t>m</m:t>
-                  </m:r>
-                  <m:r>
-                    <m:rPr>
-                      <m:sty m:val="p"/>
-                    </m:rPr>
-                    <m:t>+</m:t>
-                  </m:r>
-                  <m:r>
-                    <m:t>n</m:t>
-                  </m:r>
-                </m:e>
-              </m:d>
+              <m:r>
+                <m:rPr>
+                  <m:sty m:val="p"/>
+                </m:rPr>
+                <m:t>(</m:t>
+              </m:r>
+              <m:r>
+                <m:t>m</m:t>
+              </m:r>
+              <m:r>
+                <m:rPr>
+                  <m:sty m:val="p"/>
+                </m:rPr>
+                <m:t>+</m:t>
+              </m:r>
+              <m:r>
+                <m:t>n</m:t>
+              </m:r>
+              <m:r>
+                <m:rPr>
+                  <m:sty m:val="p"/>
+                </m:rPr>
+                <m:t>)</m:t>
+              </m:r>
             </m:oMath>
             <w:r>
               <w:t xml:space="preserve"> </w:t>
@@ -3438,33 +4060,35 @@
             <m:oMath>
               <m:r>
                 <m:rPr>
-                  <m:sty m:val="p"/>
                   <m:scr m:val="script"/>
+                  <m:sty m:val="p"/>
                 </m:rPr>
                 <m:t>O</m:t>
               </m:r>
-              <m:d>
-                <m:dPr>
-                  <m:begChr m:val="("/>
-                  <m:sepChr m:val=""/>
-                  <m:endChr m:val=")"/>
-                  <m:grow/>
-                </m:dPr>
-                <m:e>
-                  <m:r>
-                    <m:t>m</m:t>
-                  </m:r>
-                  <m:r>
-                    <m:rPr>
-                      <m:sty m:val="p"/>
-                    </m:rPr>
-                    <m:t>+</m:t>
-                  </m:r>
-                  <m:r>
-                    <m:t>n</m:t>
-                  </m:r>
-                </m:e>
-              </m:d>
+              <m:r>
+                <m:rPr>
+                  <m:sty m:val="p"/>
+                </m:rPr>
+                <m:t>(</m:t>
+              </m:r>
+              <m:r>
+                <m:t>m</m:t>
+              </m:r>
+              <m:r>
+                <m:rPr>
+                  <m:sty m:val="p"/>
+                </m:rPr>
+                <m:t>+</m:t>
+              </m:r>
+              <m:r>
+                <m:t>n</m:t>
+              </m:r>
+              <m:r>
+                <m:rPr>
+                  <m:sty m:val="p"/>
+                </m:rPr>
+                <m:t>)</m:t>
+              </m:r>
             </m:oMath>
           </w:p>
           <w:p>
@@ -3480,24 +4104,26 @@
             <m:oMath>
               <m:r>
                 <m:rPr>
-                  <m:sty m:val="p"/>
                   <m:scr m:val="script"/>
+                  <m:sty m:val="p"/>
                 </m:rPr>
                 <m:t>O</m:t>
               </m:r>
-              <m:d>
-                <m:dPr>
-                  <m:begChr m:val="("/>
-                  <m:sepChr m:val=""/>
-                  <m:endChr m:val=")"/>
-                  <m:grow/>
-                </m:dPr>
-                <m:e>
-                  <m:r>
-                    <m:t>1</m:t>
-                  </m:r>
-                </m:e>
-              </m:d>
+              <m:r>
+                <m:rPr>
+                  <m:sty m:val="p"/>
+                </m:rPr>
+                <m:t>(</m:t>
+              </m:r>
+              <m:r>
+                <m:t>1</m:t>
+              </m:r>
+              <m:r>
+                <m:rPr>
+                  <m:sty m:val="p"/>
+                </m:rPr>
+                <m:t>)</m:t>
+              </m:r>
             </m:oMath>
             <w:r>
               <w:t xml:space="preserve">? If we assume sort doesn’t require extra space, then</w:t>
@@ -3666,8 +4292,8 @@
         </w:tc>
       </w:tr>
     </w:tbl>
-    <w:bookmarkEnd w:id="25"/>
-    <w:bookmarkStart w:id="27" w:name="reference"/>
+    <w:bookmarkEnd w:id="14"/>
+    <w:bookmarkStart w:id="16" w:name="reference"/>
     <w:p>
       <w:pPr>
         <w:pStyle w:val="Heading2"/>
@@ -3686,7 +4312,7 @@
       <w:r>
         <w:t xml:space="preserve"> </w:t>
       </w:r>
-      <w:hyperlink r:id="rId26">
+      <w:hyperlink r:id="rId15">
         <w:r>
           <w:rPr>
             <w:rStyle w:val="Hyperlink"/>
@@ -3698,7 +4324,7 @@
         <w:t xml:space="preserve">.</w:t>
       </w:r>
     </w:p>
-    <w:bookmarkEnd w:id="27"/>
+    <w:bookmarkEnd w:id="16"/>
     <w:sectPr>
       <w:footnotePr>
         <w:numRestart w:val="eachSect"/>
@@ -4041,10 +4667,10 @@
   <w:docDefaults>
     <w:rPrDefault>
       <w:rPr>
-        <w:rFonts w:asciiTheme="minorHAnsi" w:cstheme="minorBidi" w:eastAsiaTheme="minorHAnsi" w:hAnsiTheme="minorHAnsi"/>
+        <w:rFonts w:asciiTheme="minorHAnsi" w:cstheme="minorBidi" w:eastAsiaTheme="minorEastAsia" w:hAnsiTheme="minorHAnsi"/>
         <w:sz w:val="24"/>
         <w:szCs w:val="24"/>
-        <w:lang w:bidi="ar-SA" w:eastAsia="en-US" w:val="en-US"/>
+        <w:lang w:bidi="ar-SA" w:eastAsia="zh-CN" w:val="en-US"/>
       </w:rPr>
     </w:rPrDefault>
     <w:pPrDefault>
@@ -4585,13 +5211,6 @@
       </w:tblCellMar>
     </w:tblPr>
     <w:tblStylePr w:type="firstRow">
-      <w:tblPr>
-        <w:jc w:val="left"/>
-        <w:tblInd w:type="dxa" w:w="0"/>
-      </w:tblPr>
-      <w:trPr>
-        <w:jc w:val="left"/>
-      </w:trPr>
       <w:tcPr>
         <w:tcBorders>
           <w:bottom w:val="single"/>

--- a/index.docx
+++ b/index.docx
@@ -3940,6 +3940,574 @@
           <w:p>
             <w:pPr>
               <w:pStyle w:val="FirstParagraph"/>
+            </w:pPr>
+            <w:r>
+              <w:t xml:space="preserve">In the above code:</w:t>
+            </w:r>
+          </w:p>
+          <w:p>
+            <w:pPr>
+              <w:pStyle w:val="SourceCode"/>
+            </w:pPr>
+            <w:r>
+              <w:rPr>
+                <w:rStyle w:val="NormalTok"/>
+              </w:rPr>
+              <w:t xml:space="preserve">hash_s, hash_t </w:t>
+            </w:r>
+            <w:r>
+              <w:rPr>
+                <w:rStyle w:val="OperatorTok"/>
+              </w:rPr>
+              <w:t xml:space="preserve">=</w:t>
+            </w:r>
+            <w:r>
+              <w:rPr>
+                <w:rStyle w:val="NormalTok"/>
+              </w:rPr>
+              <w:t xml:space="preserve"> {}, {}</w:t>
+            </w:r>
+            <w:r>
+              <w:br/>
+            </w:r>
+            <w:r>
+              <w:rPr>
+                <w:rStyle w:val="NormalTok"/>
+              </w:rPr>
+              <w:t xml:space="preserve">  </w:t>
+            </w:r>
+            <w:r>
+              <w:rPr>
+                <w:rStyle w:val="ControlFlowTok"/>
+              </w:rPr>
+              <w:t xml:space="preserve">for</w:t>
+            </w:r>
+            <w:r>
+              <w:rPr>
+                <w:rStyle w:val="NormalTok"/>
+              </w:rPr>
+              <w:t xml:space="preserve"> i </w:t>
+            </w:r>
+            <w:r>
+              <w:rPr>
+                <w:rStyle w:val="KeywordTok"/>
+              </w:rPr>
+              <w:t xml:space="preserve">in</w:t>
+            </w:r>
+            <w:r>
+              <w:rPr>
+                <w:rStyle w:val="NormalTok"/>
+              </w:rPr>
+              <w:t xml:space="preserve"> </w:t>
+            </w:r>
+            <w:r>
+              <w:rPr>
+                <w:rStyle w:val="BuiltInTok"/>
+              </w:rPr>
+              <w:t xml:space="preserve">range</w:t>
+            </w:r>
+            <w:r>
+              <w:rPr>
+                <w:rStyle w:val="NormalTok"/>
+              </w:rPr>
+              <w:t xml:space="preserve">(</w:t>
+            </w:r>
+            <w:r>
+              <w:rPr>
+                <w:rStyle w:val="BuiltInTok"/>
+              </w:rPr>
+              <w:t xml:space="preserve">len</w:t>
+            </w:r>
+            <w:r>
+              <w:rPr>
+                <w:rStyle w:val="NormalTok"/>
+              </w:rPr>
+              <w:t xml:space="preserve">(s)):</w:t>
+            </w:r>
+            <w:r>
+              <w:br/>
+            </w:r>
+            <w:r>
+              <w:rPr>
+                <w:rStyle w:val="NormalTok"/>
+              </w:rPr>
+              <w:t xml:space="preserve">    hash_s[s[i]] </w:t>
+            </w:r>
+            <w:r>
+              <w:rPr>
+                <w:rStyle w:val="OperatorTok"/>
+              </w:rPr>
+              <w:t xml:space="preserve">=</w:t>
+            </w:r>
+            <w:r>
+              <w:rPr>
+                <w:rStyle w:val="NormalTok"/>
+              </w:rPr>
+              <w:t xml:space="preserve"> </w:t>
+            </w:r>
+            <w:r>
+              <w:rPr>
+                <w:rStyle w:val="DecValTok"/>
+              </w:rPr>
+              <w:t xml:space="preserve">1</w:t>
+            </w:r>
+            <w:r>
+              <w:rPr>
+                <w:rStyle w:val="NormalTok"/>
+              </w:rPr>
+              <w:t xml:space="preserve"> </w:t>
+            </w:r>
+            <w:r>
+              <w:rPr>
+                <w:rStyle w:val="OperatorTok"/>
+              </w:rPr>
+              <w:t xml:space="preserve">+</w:t>
+            </w:r>
+            <w:r>
+              <w:rPr>
+                <w:rStyle w:val="NormalTok"/>
+              </w:rPr>
+              <w:t xml:space="preserve"> hash_s.get(s[i],</w:t>
+            </w:r>
+            <w:r>
+              <w:rPr>
+                <w:rStyle w:val="DecValTok"/>
+              </w:rPr>
+              <w:t xml:space="preserve">0</w:t>
+            </w:r>
+            <w:r>
+              <w:rPr>
+                <w:rStyle w:val="NormalTok"/>
+              </w:rPr>
+              <w:t xml:space="preserve">)  </w:t>
+            </w:r>
+            <w:r>
+              <w:br/>
+            </w:r>
+            <w:r>
+              <w:rPr>
+                <w:rStyle w:val="NormalTok"/>
+              </w:rPr>
+              <w:t xml:space="preserve">    hash_t[t[i]] </w:t>
+            </w:r>
+            <w:r>
+              <w:rPr>
+                <w:rStyle w:val="OperatorTok"/>
+              </w:rPr>
+              <w:t xml:space="preserve">=</w:t>
+            </w:r>
+            <w:r>
+              <w:rPr>
+                <w:rStyle w:val="NormalTok"/>
+              </w:rPr>
+              <w:t xml:space="preserve"> </w:t>
+            </w:r>
+            <w:r>
+              <w:rPr>
+                <w:rStyle w:val="DecValTok"/>
+              </w:rPr>
+              <w:t xml:space="preserve">1</w:t>
+            </w:r>
+            <w:r>
+              <w:rPr>
+                <w:rStyle w:val="NormalTok"/>
+              </w:rPr>
+              <w:t xml:space="preserve"> </w:t>
+            </w:r>
+            <w:r>
+              <w:rPr>
+                <w:rStyle w:val="OperatorTok"/>
+              </w:rPr>
+              <w:t xml:space="preserve">+</w:t>
+            </w:r>
+            <w:r>
+              <w:rPr>
+                <w:rStyle w:val="NormalTok"/>
+              </w:rPr>
+              <w:t xml:space="preserve"> hash_t.get(t[i],</w:t>
+            </w:r>
+            <w:r>
+              <w:rPr>
+                <w:rStyle w:val="DecValTok"/>
+              </w:rPr>
+              <w:t xml:space="preserve">0</w:t>
+            </w:r>
+            <w:r>
+              <w:rPr>
+                <w:rStyle w:val="NormalTok"/>
+              </w:rPr>
+              <w:t xml:space="preserve">)  </w:t>
+            </w:r>
+          </w:p>
+          <w:p>
+            <w:pPr>
+              <w:pStyle w:val="FirstParagraph"/>
+            </w:pPr>
+            <w:r>
+              <w:t xml:space="preserve">It makes the following hasmaps:</w:t>
+            </w:r>
+          </w:p>
+          <w:tbl>
+            <w:tblPr>
+              <w:tblStyle w:val="Table"/>
+              <w:tblW w:type="auto" w:w="0"/>
+              <w:tblLook w:firstRow="1" w:lastRow="0" w:firstColumn="0" w:lastColumn="0" w:noHBand="0" w:noVBand="0" w:val="0020"/>
+            </w:tblPr>
+            <w:tblGrid>
+              <w:gridCol w:w="1980"/>
+              <w:gridCol w:w="1980"/>
+              <w:gridCol w:w="1980"/>
+              <w:gridCol w:w="1980"/>
+            </w:tblGrid>
+            <w:tr>
+              <w:trPr>
+                <w:tblHeader w:val="on"/>
+              </w:trPr>
+              <w:tc>
+                <w:tcPr/>
+                <w:p>
+                  <w:pPr>
+                    <w:pStyle w:val="Compact"/>
+                  </w:pPr>
+                </w:p>
+              </w:tc>
+              <w:tc>
+                <w:tcPr/>
+                <w:p>
+                  <w:pPr>
+                    <w:pStyle w:val="Compact"/>
+                    <w:jc w:val="center"/>
+                  </w:pPr>
+                  <w:r>
+                    <w:t xml:space="preserve">s</w:t>
+                  </w:r>
+                </w:p>
+              </w:tc>
+              <w:tc>
+                <w:tcPr/>
+                <w:p>
+                  <w:pPr>
+                    <w:pStyle w:val="Compact"/>
+                  </w:pPr>
+                </w:p>
+              </w:tc>
+              <w:tc>
+                <w:tcPr/>
+                <w:p>
+                  <w:pPr>
+                    <w:pStyle w:val="Compact"/>
+                    <w:jc w:val="center"/>
+                  </w:pPr>
+                  <w:r>
+                    <w:t xml:space="preserve">t</w:t>
+                  </w:r>
+                </w:p>
+              </w:tc>
+            </w:tr>
+            <w:tr>
+              <w:tc>
+                <w:tcPr/>
+                <w:p>
+                  <w:pPr>
+                    <w:pStyle w:val="Compact"/>
+                    <w:jc w:val="center"/>
+                  </w:pPr>
+                  <w:r>
+                    <w:t xml:space="preserve">Key</w:t>
+                  </w:r>
+                </w:p>
+              </w:tc>
+              <w:tc>
+                <w:tcPr/>
+                <w:p>
+                  <w:pPr>
+                    <w:pStyle w:val="Compact"/>
+                    <w:jc w:val="center"/>
+                  </w:pPr>
+                  <w:r>
+                    <w:t xml:space="preserve">Value</w:t>
+                  </w:r>
+                </w:p>
+              </w:tc>
+              <w:tc>
+                <w:tcPr/>
+                <w:p>
+                  <w:pPr>
+                    <w:pStyle w:val="Compact"/>
+                    <w:jc w:val="center"/>
+                  </w:pPr>
+                  <w:r>
+                    <w:t xml:space="preserve">Key</w:t>
+                  </w:r>
+                </w:p>
+              </w:tc>
+              <w:tc>
+                <w:tcPr/>
+                <w:p>
+                  <w:pPr>
+                    <w:pStyle w:val="Compact"/>
+                    <w:jc w:val="center"/>
+                  </w:pPr>
+                  <w:r>
+                    <w:t xml:space="preserve">Value</w:t>
+                  </w:r>
+                </w:p>
+              </w:tc>
+            </w:tr>
+            <w:tr>
+              <w:tc>
+                <w:tcPr/>
+                <w:p>
+                  <w:pPr>
+                    <w:pStyle w:val="Compact"/>
+                    <w:jc w:val="center"/>
+                  </w:pPr>
+                  <w:r>
+                    <w:t xml:space="preserve">a</w:t>
+                  </w:r>
+                </w:p>
+              </w:tc>
+              <w:tc>
+                <w:tcPr/>
+                <w:p>
+                  <w:pPr>
+                    <w:pStyle w:val="Compact"/>
+                    <w:jc w:val="center"/>
+                  </w:pPr>
+                  <w:r>
+                    <w:t xml:space="preserve">3</w:t>
+                  </w:r>
+                </w:p>
+              </w:tc>
+              <w:tc>
+                <w:tcPr/>
+                <w:p>
+                  <w:pPr>
+                    <w:pStyle w:val="Compact"/>
+                    <w:jc w:val="center"/>
+                  </w:pPr>
+                  <w:r>
+                    <w:t xml:space="preserve">a</w:t>
+                  </w:r>
+                </w:p>
+              </w:tc>
+              <w:tc>
+                <w:tcPr/>
+                <w:p>
+                  <w:pPr>
+                    <w:pStyle w:val="Compact"/>
+                    <w:jc w:val="center"/>
+                  </w:pPr>
+                  <w:r>
+                    <w:t xml:space="preserve">3</w:t>
+                  </w:r>
+                </w:p>
+              </w:tc>
+            </w:tr>
+            <w:tr>
+              <w:tc>
+                <w:tcPr/>
+                <w:p>
+                  <w:pPr>
+                    <w:pStyle w:val="Compact"/>
+                    <w:jc w:val="center"/>
+                  </w:pPr>
+                  <w:r>
+                    <w:t xml:space="preserve">n</w:t>
+                  </w:r>
+                </w:p>
+              </w:tc>
+              <w:tc>
+                <w:tcPr/>
+                <w:p>
+                  <w:pPr>
+                    <w:pStyle w:val="Compact"/>
+                    <w:jc w:val="center"/>
+                  </w:pPr>
+                  <w:r>
+                    <w:t xml:space="preserve">1</w:t>
+                  </w:r>
+                </w:p>
+              </w:tc>
+              <w:tc>
+                <w:tcPr/>
+                <w:p>
+                  <w:pPr>
+                    <w:pStyle w:val="Compact"/>
+                    <w:jc w:val="center"/>
+                  </w:pPr>
+                  <w:r>
+                    <w:t xml:space="preserve">n</w:t>
+                  </w:r>
+                </w:p>
+              </w:tc>
+              <w:tc>
+                <w:tcPr/>
+                <w:p>
+                  <w:pPr>
+                    <w:pStyle w:val="Compact"/>
+                    <w:jc w:val="center"/>
+                  </w:pPr>
+                  <w:r>
+                    <w:t xml:space="preserve">1</w:t>
+                  </w:r>
+                </w:p>
+              </w:tc>
+            </w:tr>
+            <w:tr>
+              <w:tc>
+                <w:tcPr/>
+                <w:p>
+                  <w:pPr>
+                    <w:pStyle w:val="Compact"/>
+                    <w:jc w:val="center"/>
+                  </w:pPr>
+                  <w:r>
+                    <w:t xml:space="preserve">g</w:t>
+                  </w:r>
+                </w:p>
+              </w:tc>
+              <w:tc>
+                <w:tcPr/>
+                <w:p>
+                  <w:pPr>
+                    <w:pStyle w:val="Compact"/>
+                    <w:jc w:val="center"/>
+                  </w:pPr>
+                  <w:r>
+                    <w:t xml:space="preserve">1</w:t>
+                  </w:r>
+                </w:p>
+              </w:tc>
+              <w:tc>
+                <w:tcPr/>
+                <w:p>
+                  <w:pPr>
+                    <w:pStyle w:val="Compact"/>
+                    <w:jc w:val="center"/>
+                  </w:pPr>
+                  <w:r>
+                    <w:t xml:space="preserve">g</w:t>
+                  </w:r>
+                </w:p>
+              </w:tc>
+              <w:tc>
+                <w:tcPr/>
+                <w:p>
+                  <w:pPr>
+                    <w:pStyle w:val="Compact"/>
+                    <w:jc w:val="center"/>
+                  </w:pPr>
+                  <w:r>
+                    <w:t xml:space="preserve">1</w:t>
+                  </w:r>
+                </w:p>
+              </w:tc>
+            </w:tr>
+            <w:tr>
+              <w:tc>
+                <w:tcPr/>
+                <w:p>
+                  <w:pPr>
+                    <w:pStyle w:val="Compact"/>
+                    <w:jc w:val="center"/>
+                  </w:pPr>
+                  <w:r>
+                    <w:t xml:space="preserve">r</w:t>
+                  </w:r>
+                </w:p>
+              </w:tc>
+              <w:tc>
+                <w:tcPr/>
+                <w:p>
+                  <w:pPr>
+                    <w:pStyle w:val="Compact"/>
+                    <w:jc w:val="center"/>
+                  </w:pPr>
+                  <w:r>
+                    <w:t xml:space="preserve">1</w:t>
+                  </w:r>
+                </w:p>
+              </w:tc>
+              <w:tc>
+                <w:tcPr/>
+                <w:p>
+                  <w:pPr>
+                    <w:pStyle w:val="Compact"/>
+                    <w:jc w:val="center"/>
+                  </w:pPr>
+                  <w:r>
+                    <w:t xml:space="preserve">r</w:t>
+                  </w:r>
+                </w:p>
+              </w:tc>
+              <w:tc>
+                <w:tcPr/>
+                <w:p>
+                  <w:pPr>
+                    <w:pStyle w:val="Compact"/>
+                    <w:jc w:val="center"/>
+                  </w:pPr>
+                  <w:r>
+                    <w:t xml:space="preserve">1</w:t>
+                  </w:r>
+                </w:p>
+              </w:tc>
+            </w:tr>
+            <w:tr>
+              <w:tc>
+                <w:tcPr/>
+                <w:p>
+                  <w:pPr>
+                    <w:pStyle w:val="Compact"/>
+                    <w:jc w:val="center"/>
+                  </w:pPr>
+                  <w:r>
+                    <w:t xml:space="preserve">m</w:t>
+                  </w:r>
+                </w:p>
+              </w:tc>
+              <w:tc>
+                <w:tcPr/>
+                <w:p>
+                  <w:pPr>
+                    <w:pStyle w:val="Compact"/>
+                    <w:jc w:val="center"/>
+                  </w:pPr>
+                  <w:r>
+                    <w:t xml:space="preserve">1</w:t>
+                  </w:r>
+                </w:p>
+              </w:tc>
+              <w:tc>
+                <w:tcPr/>
+                <w:p>
+                  <w:pPr>
+                    <w:pStyle w:val="Compact"/>
+                    <w:jc w:val="center"/>
+                  </w:pPr>
+                  <w:r>
+                    <w:t xml:space="preserve">m</w:t>
+                  </w:r>
+                </w:p>
+              </w:tc>
+              <w:tc>
+                <w:tcPr/>
+                <w:p>
+                  <w:pPr>
+                    <w:pStyle w:val="Compact"/>
+                    <w:jc w:val="center"/>
+                  </w:pPr>
+                  <w:r>
+                    <w:t xml:space="preserve">1</w:t>
+                  </w:r>
+                </w:p>
+              </w:tc>
+            </w:tr>
+          </w:tbl>
+          <w:p>
+            <w:pPr>
+              <w:pStyle w:val="BodyText"/>
             </w:pPr>
             <w:r>
               <w:rPr>
